--- a/29_Admin/06_Board_Memo_and_Consent_Agenda.docx
+++ b/29_Admin/06_Board_Memo_and_Consent_Agenda.docx
@@ -89,7 +89,7 @@
           <w:color w:val="5A5C70"/>
           <w:sz w:val="17"/>
         </w:rPr>
-        <w:t>A free kit by Competence Collective · competencecollective.org · October 2026</w:t>
+        <w:t>Hackles · a free kit · quillsup.org · October 2026</w:t>
       </w:r>
     </w:p>
     <w:p>
@@ -303,7 +303,7 @@
               <w:rPr>
                 <w:sz w:val="19"/>
               </w:rPr>
-              <w:t xml:space="preserve"> Staff recommends using Hackles, a free online-safety kit published by Competence Collective, as a supplemental resource for [online safety / digital citizenship / internet safety] instruction in [grades/program] beginning [date].</w:t>
+              <w:t xml:space="preserve"> Staff recommends using Hackles, a free online-safety kit published by the Hackles team (quillsup.org), as a supplemental resource for [online safety / digital citizenship / internet safety] instruction in [grades/program] beginning [date].</w:t>
             </w:r>
           </w:p>
           <w:p>
@@ -605,7 +605,7 @@
               <w:rPr>
                 <w:sz w:val="19"/>
               </w:rPr>
-              <w:t xml:space="preserve"> Approve use of the free Hackles online-safety kit (Competence Collective, CC BY-NC 4.0) as a supplemental resource in [grades/program] for [school year], at no cost to the district other than staff time and printing [not to exceed $____]. The resource collects no student data and requires no accounts. Staff will review sensitive lessons with the counselor and notify families in advance. Attachments on file with the Clerk.</w:t>
+              <w:t xml:space="preserve"> Approve use of the free Hackles online-safety kit (quillsup.org, CC BY-NC 4.0) as a supplemental resource in [grades/program] for [school year], at no cost to the district other than staff time and printing [not to exceed $____]. The resource collects no student data and requires no accounts. Staff will review sensitive lessons with the counselor and notify families in advance. Attachments on file with the Clerk.</w:t>
             </w:r>
           </w:p>
         </w:tc>
@@ -1429,7 +1429,7 @@
         <w:color w:val="5A5C70"/>
         <w:sz w:val="14"/>
       </w:rPr>
-      <w:t>Hackles · © 2026 Competence Collective · competencecollective.org · Text CC BY-NC 4.0 · Name, logos and art: all rights reserved</w:t>
+      <w:t>Hackles · quillsup.org · © 2026 Competence Collective · Text CC BY-NC 4.0 · Name, logos and art: all rights reserved</w:t>
     </w:r>
     <w:r>
       <w:tab/>
@@ -1497,7 +1497,7 @@
         <w:color w:val="5A5C70"/>
         <w:sz w:val="14"/>
       </w:rPr>
-      <w:t>Hackles · © 2026 Competence Collective · competencecollective.org · Text CC BY-NC 4.0 · Name, logos and art: all rights reserved</w:t>
+      <w:t>Hackles · quillsup.org · © 2026 Competence Collective · Text CC BY-NC 4.0 · Name, logos and art: all rights reserved</w:t>
     </w:r>
     <w:r>
       <w:tab/>
